--- a/docs/docx/technical_documentation/00_INDEX.docx
+++ b/docs/docx/technical_documentation/00_INDEX.docx
@@ -124,7 +124,7 @@
                 <w:b/>
                 <w:bCs/>
               </w:rPr>
-              <w:t xml:space="preserve">3.10.696</w:t>
+              <w:t xml:space="preserve">3.10.798</w:t>
             </w:r>
             <w:r>
               <w:t xml:space="preserve"> </w:t>
@@ -178,13 +178,26 @@
               <w:rPr>
                 <w:rStyle w:val="VerbatimChar"/>
               </w:rPr>
-              <w:t xml:space="preserve">215511dbcea8b1aa62164d15f3aec19c6e35a1b1</w:t>
+              <w:t xml:space="preserve">37e17efdd946ba54f086114ae5d023ca6e93a2cb</w:t>
             </w:r>
             <w:r>
               <w:t xml:space="preserve"> </w:t>
             </w:r>
             <w:r>
-              <w:t xml:space="preserve">(2026-07-24)</w:t>
+              <w:t xml:space="preserve">(документация синхронизирована с кодом</w:t>
+            </w:r>
+            <w:r>
+              <w:t xml:space="preserve"> </w:t>
+            </w:r>
+            <w:r>
+              <w:rPr>
+                <w:b/>
+                <w:bCs/>
+              </w:rPr>
+              <w:t xml:space="preserve">3.10.798</w:t>
+            </w:r>
+            <w:r>
+              <w:t xml:space="preserve">)</w:t>
             </w:r>
           </w:p>
         </w:tc>
